--- a/chapters/09-measurement-bias.docx
+++ b/chapters/09-measurement-bias.docx
@@ -61,7 +61,7 @@
         <w:t xml:space="preserve">.</w:t>
       </w:r>
     </w:p>
-    <w:bookmarkStart w:id="23" w:name="measurement-error-pp.-117-119"/>
+    <w:bookmarkStart w:id="12" w:name="measurement-error-pp.-117-119"/>
     <w:p>
       <w:pPr>
         <w:pStyle w:val="Heading2"/>
@@ -95,7 +95,7 @@
         <w:t xml:space="preserve">occurs when the recorded value of a variable differs from its true value.</w:t>
       </w:r>
     </w:p>
-    <w:bookmarkStart w:id="20" w:name="X973bbb68fe76746680e36577791edd537253453"/>
+    <w:bookmarkStart w:id="9" w:name="X973bbb68fe76746680e36577791edd537253453"/>
     <w:p>
       <w:pPr>
         <w:pStyle w:val="Heading3"/>
@@ -193,8 +193,8 @@
         <w:t xml:space="preserve">: Mismeasured confounders or effect modifiers</w:t>
       </w:r>
     </w:p>
-    <w:bookmarkEnd w:id="20"/>
-    <w:bookmarkStart w:id="22" w:name="X126ceb9f58b1cf590d91cd86550d784e0c01180"/>
+    <w:bookmarkEnd w:id="9"/>
+    <w:bookmarkStart w:id="11" w:name="X126ceb9f58b1cf590d91cd86550d784e0c01180"/>
     <w:p>
       <w:pPr>
         <w:pStyle w:val="Heading3"/>
@@ -203,7 +203,7 @@
         <w:t xml:space="preserve">1.2 Independent vs. Differential Measurement Error</w:t>
       </w:r>
     </w:p>
-    <w:bookmarkStart w:id="21" w:name="def-measurement-error-types"/>
+    <w:bookmarkStart w:id="10" w:name="def-measurement-error-types"/>
     <w:p>
       <w:pPr>
         <w:pStyle w:val="FirstParagraph"/>
@@ -244,7 +244,7 @@
         <w:t xml:space="preserve">: The measurement error depends on other variables in the study.</w:t>
       </w:r>
     </w:p>
-    <w:bookmarkEnd w:id="21"/>
+    <w:bookmarkEnd w:id="10"/>
     <w:p>
       <w:pPr>
         <w:pStyle w:val="BodyText"/>
@@ -290,9 +290,9 @@
         <w:t xml:space="preserve">: Patients with disease are more likely to recall past exposures than healthy controls (recall bias).</w:t>
       </w:r>
     </w:p>
-    <w:bookmarkEnd w:id="22"/>
-    <w:bookmarkEnd w:id="23"/>
-    <w:bookmarkStart w:id="25" w:name="X097cba9e2318d09f5ad575e80c81e4dcd47a861"/>
+    <w:bookmarkEnd w:id="11"/>
+    <w:bookmarkEnd w:id="12"/>
+    <w:bookmarkStart w:id="14" w:name="X097cba9e2318d09f5ad575e80c81e4dcd47a861"/>
     <w:p>
       <w:pPr>
         <w:pStyle w:val="Heading2"/>
@@ -456,7 +456,7 @@
         <w:t xml:space="preserve">)</w:t>
       </w:r>
     </w:p>
-    <w:bookmarkStart w:id="24" w:name="causal-dag-with-measurement-error"/>
+    <w:bookmarkStart w:id="13" w:name="causal-dag-with-measurement-error"/>
     <w:p>
       <w:pPr>
         <w:pStyle w:val="Heading3"/>
@@ -941,9 +941,9 @@
         <w:t xml:space="preserve">The bias depends on how measurement error is structured in the causal diagram.</w:t>
       </w:r>
     </w:p>
-    <w:bookmarkEnd w:id="24"/>
-    <w:bookmarkEnd w:id="25"/>
-    <w:bookmarkStart w:id="28" w:name="mismeasured-confounders-pp.-121-124"/>
+    <w:bookmarkEnd w:id="13"/>
+    <w:bookmarkEnd w:id="14"/>
+    <w:bookmarkStart w:id="17" w:name="mismeasured-confounders-pp.-121-124"/>
     <w:p>
       <w:pPr>
         <w:pStyle w:val="Heading2"/>
@@ -980,7 +980,7 @@
         <w:t xml:space="preserve">.</w:t>
       </w:r>
     </w:p>
-    <w:bookmarkStart w:id="27" w:name="effects-of-confounder-mismeasurement"/>
+    <w:bookmarkStart w:id="16" w:name="effects-of-confounder-mismeasurement"/>
     <w:p>
       <w:pPr>
         <w:pStyle w:val="Heading3"/>
@@ -1155,7 +1155,7 @@
         <w:t xml:space="preserve">, confounding cannot be fully eliminated if confounders are mismeasured.</w:t>
       </w:r>
     </w:p>
-    <w:bookmarkStart w:id="26" w:name="exm-mismeasured-confounder"/>
+    <w:bookmarkStart w:id="15" w:name="exm-mismeasured-confounder"/>
     <w:p>
       <w:pPr>
         <w:pStyle w:val="BodyText"/>
@@ -1413,7 +1413,7 @@
         <w:t xml:space="preserve">.</w:t>
       </w:r>
     </w:p>
-    <w:bookmarkEnd w:id="26"/>
+    <w:bookmarkEnd w:id="15"/>
     <w:p>
       <w:pPr>
         <w:pStyle w:val="BodyText"/>
@@ -1595,9 +1595,9 @@
         <w:t xml:space="preserve">This is one reason why unmeasured confounding is such a concern in observational research.</w:t>
       </w:r>
     </w:p>
-    <w:bookmarkEnd w:id="27"/>
-    <w:bookmarkEnd w:id="28"/>
-    <w:bookmarkStart w:id="32" w:name="intention-to-treat-effect-pp.-124-127"/>
+    <w:bookmarkEnd w:id="16"/>
+    <w:bookmarkEnd w:id="17"/>
+    <w:bookmarkStart w:id="21" w:name="intention-to-treat-effect-pp.-124-127"/>
     <w:p>
       <w:pPr>
         <w:pStyle w:val="Heading2"/>
@@ -1637,7 +1637,7 @@
         <w:t xml:space="preserve">principle is commonly used in randomized trials to handle non-compliance.</w:t>
       </w:r>
     </w:p>
-    <w:bookmarkStart w:id="29" w:name="non-compliance-in-randomized-trials"/>
+    <w:bookmarkStart w:id="18" w:name="non-compliance-in-randomized-trials"/>
     <w:p>
       <w:pPr>
         <w:pStyle w:val="Heading3"/>
@@ -1754,8 +1754,8 @@
         <w:t xml:space="preserve">: Actual treatment taken (not randomized, may be confounded)</w:t>
       </w:r>
     </w:p>
-    <w:bookmarkEnd w:id="29"/>
-    <w:bookmarkStart w:id="30" w:name="itt-analysis"/>
+    <w:bookmarkEnd w:id="18"/>
+    <w:bookmarkStart w:id="19" w:name="itt-analysis"/>
     <w:p>
       <w:pPr>
         <w:pStyle w:val="Heading3"/>
@@ -1835,37 +1835,39 @@
           <m:r>
             <m:t>E</m:t>
           </m:r>
-          <m:d>
-            <m:dPr>
-              <m:begChr m:val="["/>
-              <m:sepChr m:val=""/>
-              <m:endChr m:val="]"/>
-              <m:grow/>
-            </m:dPr>
-            <m:e>
-              <m:r>
-                <m:t>Y</m:t>
-              </m:r>
-              <m:r>
-                <m:rPr>
-                  <m:sty m:val="p"/>
-                </m:rPr>
-                <m:t>|</m:t>
-              </m:r>
-              <m:r>
-                <m:t>Z</m:t>
-              </m:r>
-              <m:r>
-                <m:rPr>
-                  <m:sty m:val="p"/>
-                </m:rPr>
-                <m:t>=</m:t>
-              </m:r>
-              <m:r>
-                <m:t>1</m:t>
-              </m:r>
-            </m:e>
-          </m:d>
+          <m:r>
+            <m:rPr>
+              <m:sty m:val="p"/>
+            </m:rPr>
+            <m:t>[</m:t>
+          </m:r>
+          <m:r>
+            <m:t>Y</m:t>
+          </m:r>
+          <m:r>
+            <m:rPr>
+              <m:sty m:val="p"/>
+            </m:rPr>
+            <m:t>|</m:t>
+          </m:r>
+          <m:r>
+            <m:t>Z</m:t>
+          </m:r>
+          <m:r>
+            <m:rPr>
+              <m:sty m:val="p"/>
+            </m:rPr>
+            <m:t>=</m:t>
+          </m:r>
+          <m:r>
+            <m:t>1</m:t>
+          </m:r>
+          <m:r>
+            <m:rPr>
+              <m:sty m:val="p"/>
+            </m:rPr>
+            <m:t>]</m:t>
+          </m:r>
           <m:r>
             <m:rPr>
               <m:sty m:val="p"/>
@@ -1875,37 +1877,39 @@
           <m:r>
             <m:t>E</m:t>
           </m:r>
-          <m:d>
-            <m:dPr>
-              <m:begChr m:val="["/>
-              <m:sepChr m:val=""/>
-              <m:endChr m:val="]"/>
-              <m:grow/>
-            </m:dPr>
-            <m:e>
-              <m:r>
-                <m:t>Y</m:t>
-              </m:r>
-              <m:r>
-                <m:rPr>
-                  <m:sty m:val="p"/>
-                </m:rPr>
-                <m:t>|</m:t>
-              </m:r>
-              <m:r>
-                <m:t>Z</m:t>
-              </m:r>
-              <m:r>
-                <m:rPr>
-                  <m:sty m:val="p"/>
-                </m:rPr>
-                <m:t>=</m:t>
-              </m:r>
-              <m:r>
-                <m:t>0</m:t>
-              </m:r>
-            </m:e>
-          </m:d>
+          <m:r>
+            <m:rPr>
+              <m:sty m:val="p"/>
+            </m:rPr>
+            <m:t>[</m:t>
+          </m:r>
+          <m:r>
+            <m:t>Y</m:t>
+          </m:r>
+          <m:r>
+            <m:rPr>
+              <m:sty m:val="p"/>
+            </m:rPr>
+            <m:t>|</m:t>
+          </m:r>
+          <m:r>
+            <m:t>Z</m:t>
+          </m:r>
+          <m:r>
+            <m:rPr>
+              <m:sty m:val="p"/>
+            </m:rPr>
+            <m:t>=</m:t>
+          </m:r>
+          <m:r>
+            <m:t>0</m:t>
+          </m:r>
+          <m:r>
+            <m:rPr>
+              <m:sty m:val="p"/>
+            </m:rPr>
+            <m:t>]</m:t>
+          </m:r>
         </m:oMath>
       </m:oMathPara>
     </w:p>
@@ -2068,8 +2072,8 @@
         <w:t xml:space="preserve">When the policy question is about implementing a treatment program (which will have imperfect compliance), rather than the biological effect of the treatment itself.</w:t>
       </w:r>
     </w:p>
-    <w:bookmarkEnd w:id="30"/>
-    <w:bookmarkStart w:id="31" w:name="per-protocol-analysis"/>
+    <w:bookmarkEnd w:id="19"/>
+    <w:bookmarkStart w:id="20" w:name="per-protocol-analysis"/>
     <w:p>
       <w:pPr>
         <w:pStyle w:val="Heading3"/>
@@ -2226,9 +2230,9 @@
         <w:t xml:space="preserve">Collecting data on compliance determinants</w:t>
       </w:r>
     </w:p>
-    <w:bookmarkEnd w:id="31"/>
-    <w:bookmarkEnd w:id="32"/>
-    <w:bookmarkStart w:id="36" w:name="measurement-and-treatment-pp.-127-130"/>
+    <w:bookmarkEnd w:id="20"/>
+    <w:bookmarkEnd w:id="21"/>
+    <w:bookmarkStart w:id="25" w:name="measurement-and-treatment-pp.-127-130"/>
     <w:p>
       <w:pPr>
         <w:pStyle w:val="Heading2"/>
@@ -2252,7 +2256,7 @@
         <w:t xml:space="preserve">Measurement error in treatment creates unique challenges for causal inference.</w:t>
       </w:r>
     </w:p>
-    <w:bookmarkStart w:id="33" w:name="types-of-treatment-mismeasurement"/>
+    <w:bookmarkStart w:id="22" w:name="types-of-treatment-mismeasurement"/>
     <w:p>
       <w:pPr>
         <w:pStyle w:val="Heading3"/>
@@ -2291,8 +2295,8 @@
         <w:t xml:space="preserve">: Continuous treatment measured inaccurately (dose, duration miscoded).</w:t>
       </w:r>
     </w:p>
-    <w:bookmarkEnd w:id="33"/>
-    <w:bookmarkStart w:id="35" w:name="effect-of-treatment-mismeasurement"/>
+    <w:bookmarkEnd w:id="22"/>
+    <w:bookmarkStart w:id="24" w:name="effect-of-treatment-mismeasurement"/>
     <w:p>
       <w:pPr>
         <w:pStyle w:val="Heading3"/>
@@ -2395,7 +2399,7 @@
         <w:t xml:space="preserve">: Differential measurement error can bias in any direction.</w:t>
       </w:r>
     </w:p>
-    <w:bookmarkStart w:id="34" w:name="exm-treatment-mismeasurement"/>
+    <w:bookmarkStart w:id="23" w:name="exm-treatment-mismeasurement"/>
     <w:p>
       <w:pPr>
         <w:pStyle w:val="BodyText"/>
@@ -2578,7 +2582,7 @@
         <w:t xml:space="preserve">(bias toward null).</w:t>
       </w:r>
     </w:p>
-    <w:bookmarkEnd w:id="34"/>
+    <w:bookmarkEnd w:id="23"/>
     <w:p>
       <w:pPr>
         <w:pStyle w:val="BodyText"/>
@@ -2673,9 +2677,9 @@
         <w:t xml:space="preserve">A null finding in a study with measurement error doesn’t necessarily mean no true effect. The true effect could be non-null but attenuated by measurement error.</w:t>
       </w:r>
     </w:p>
-    <w:bookmarkEnd w:id="35"/>
-    <w:bookmarkEnd w:id="36"/>
-    <w:bookmarkStart w:id="37" w:name="summary"/>
+    <w:bookmarkEnd w:id="24"/>
+    <w:bookmarkEnd w:id="25"/>
+    <w:bookmarkStart w:id="26" w:name="summary"/>
     <w:p>
       <w:pPr>
         <w:pStyle w:val="Heading2"/>
@@ -3213,8 +3217,8 @@
         <w:t xml:space="preserve">: Advanced methods that can sometimes address combinations of biases</w:t>
       </w:r>
     </w:p>
-    <w:bookmarkEnd w:id="37"/>
-    <w:bookmarkStart w:id="41" w:name="references"/>
+    <w:bookmarkEnd w:id="26"/>
+    <w:bookmarkStart w:id="30" w:name="references"/>
     <w:p>
       <w:pPr>
         <w:pStyle w:val="Heading2"/>
@@ -3230,8 +3234,8 @@
         </w:pict>
       </w:r>
     </w:p>
-    <w:bookmarkStart w:id="40" w:name="refs"/>
-    <w:bookmarkStart w:id="39" w:name="ref-hernan2020causal"/>
+    <w:bookmarkStart w:id="29" w:name="refs"/>
+    <w:bookmarkStart w:id="28" w:name="ref-hernan2020causal"/>
     <w:p>
       <w:pPr>
         <w:pStyle w:val="Bibliography"/>
@@ -3250,12 +3254,12 @@
         <w:t xml:space="preserve">Causal Inference: What If</w:t>
       </w:r>
       <w:r>
-        <w:t xml:space="preserve">. Boca Raton: Chapman &amp; Hall/CRC.</w:t>
-      </w:r>
-      <w:r>
-        <w:t xml:space="preserve"> </w:t>
-      </w:r>
-      <w:hyperlink r:id="rId38">
+        <w:t xml:space="preserve">. Chapman &amp; Hall/CRC.</w:t>
+      </w:r>
+      <w:r>
+        <w:t xml:space="preserve"> </w:t>
+      </w:r>
+      <w:hyperlink r:id="rId27">
         <w:r>
           <w:rPr>
             <w:rStyle w:val="Hyperlink"/>
@@ -3267,9 +3271,9 @@
         <w:t xml:space="preserve">.</w:t>
       </w:r>
     </w:p>
-    <w:bookmarkEnd w:id="39"/>
-    <w:bookmarkEnd w:id="40"/>
-    <w:bookmarkEnd w:id="41"/>
+    <w:bookmarkEnd w:id="28"/>
+    <w:bookmarkEnd w:id="29"/>
+    <w:bookmarkEnd w:id="30"/>
     <w:sectPr>
       <w:footnotePr>
         <w:numRestart w:val="eachSect"/>
@@ -3750,10 +3754,10 @@
   <w:docDefaults>
     <w:rPrDefault>
       <w:rPr>
-        <w:rFonts w:asciiTheme="minorHAnsi" w:cstheme="minorBidi" w:eastAsiaTheme="minorHAnsi" w:hAnsiTheme="minorHAnsi"/>
+        <w:rFonts w:asciiTheme="minorHAnsi" w:cstheme="minorBidi" w:eastAsiaTheme="minorEastAsia" w:hAnsiTheme="minorHAnsi"/>
         <w:sz w:val="24"/>
         <w:szCs w:val="24"/>
-        <w:lang w:bidi="ar-SA" w:eastAsia="en-US" w:val="en-US"/>
+        <w:lang w:bidi="ar-SA" w:eastAsia="zh-CN" w:val="en-US"/>
       </w:rPr>
     </w:rPrDefault>
     <w:pPrDefault>
@@ -4294,13 +4298,6 @@
       </w:tblCellMar>
     </w:tblPr>
     <w:tblStylePr w:type="firstRow">
-      <w:tblPr>
-        <w:jc w:val="left"/>
-        <w:tblInd w:type="dxa" w:w="0"/>
-      </w:tblPr>
-      <w:trPr>
-        <w:jc w:val="left"/>
-      </w:trPr>
       <w:tcPr>
         <w:tcBorders>
           <w:bottom w:val="single"/>

--- a/chapters/09-measurement-bias.docx
+++ b/chapters/09-measurement-bias.docx
@@ -203,48 +203,85 @@
         <w:t xml:space="preserve">1.2 Independent vs. Differential Measurement Error</w:t>
       </w:r>
     </w:p>
-    <w:bookmarkStart w:id="10" w:name="def-measurement-error-types"/>
-    <w:p>
-      <w:pPr>
-        <w:pStyle w:val="FirstParagraph"/>
-      </w:pPr>
-      <w:r>
-        <w:rPr>
-          <w:b/>
-          <w:bCs/>
-        </w:rPr>
-        <w:t xml:space="preserve">Definition 1 (Types of Measurement Error)</w:t>
-      </w:r>
-      <w:r>
-        <w:t xml:space="preserve"> </w:t>
-      </w:r>
-      <w:r>
-        <w:rPr>
-          <w:b/>
-          <w:bCs/>
-        </w:rPr>
-        <w:t xml:space="preserve">Independent (nondifferential) measurement error</w:t>
-      </w:r>
-      <w:r>
-        <w:t xml:space="preserve">: The measurement error is independent of other variables.</w:t>
-      </w:r>
-    </w:p>
-    <w:p>
-      <w:pPr>
-        <w:pStyle w:val="BodyText"/>
-      </w:pPr>
-      <w:r>
-        <w:rPr>
-          <w:b/>
-          <w:bCs/>
-        </w:rPr>
-        <w:t xml:space="preserve">Differential measurement error</w:t>
-      </w:r>
-      <w:r>
-        <w:t xml:space="preserve">: The measurement error depends on other variables in the study.</w:t>
-      </w:r>
-    </w:p>
-    <w:bookmarkEnd w:id="10"/>
+    <w:tbl>
+      <w:tblPr>
+        <w:tblStyle w:val="Table"/>
+        <w:tblInd w:w="164" w:type="dxa"/>
+        <w:tblBorders>
+          <w:left w:val="single" w:sz="24" w:space="0" w:color="909090"/>
+        </w:tblBorders>
+        <w:tblCellMar>
+          <w:left w:w="0" w:type="dxa"/>
+          <w:right w:w="0" w:type="dxa"/>
+        </w:tblCellMar>
+        <w:tblLook w:firstRow="0" w:lastRow="0" w:firstColumn="0" w:lastColumn="0" w:noHBand="0" w:noVBand="0" w:val="0000"/>
+      </w:tblPr>
+      <w:tblGrid>
+        <w:gridCol w:w="7920"/>
+      </w:tblGrid>
+      <w:tr>
+        <w:trPr>
+          <w:cantSplit/>
+        </w:trPr>
+        <w:tc>
+          <w:tcPr>
+            <w:tcMar>
+              <w:left w:w="144" w:type="dxa"/>
+            </w:tcMar>
+          </w:tcPr>
+          <w:p>
+            <w:pPr>
+              <w:pStyle w:val="FirstParagraph"/>
+            </w:pPr>
+            <w:pPr>
+              <w:spacing w:before="16" w:after="64"/>
+            </w:pPr>
+          </w:p>
+          <w:bookmarkStart w:id="10" w:name="def-measurement-error-types"/>
+          <w:p>
+            <w:pPr>
+              <w:pStyle w:val="BodyText"/>
+            </w:pPr>
+            <w:r>
+              <w:rPr>
+                <w:b/>
+                <w:bCs/>
+              </w:rPr>
+              <w:t xml:space="preserve">Definition 1 (Types of Measurement Error)</w:t>
+            </w:r>
+            <w:r>
+              <w:t xml:space="preserve"> </w:t>
+            </w:r>
+            <w:r>
+              <w:rPr>
+                <w:b/>
+                <w:bCs/>
+              </w:rPr>
+              <w:t xml:space="preserve">Independent (nondifferential) measurement error</w:t>
+            </w:r>
+            <w:r>
+              <w:t xml:space="preserve">: The measurement error is independent of other variables.</w:t>
+            </w:r>
+          </w:p>
+          <w:p>
+            <w:pPr>
+              <w:pStyle w:val="BodyText"/>
+            </w:pPr>
+            <w:r>
+              <w:rPr>
+                <w:b/>
+                <w:bCs/>
+              </w:rPr>
+              <w:t xml:space="preserve">Differential measurement error</w:t>
+            </w:r>
+            <w:r>
+              <w:t xml:space="preserve">: The measurement error depends on other variables in the study.</w:t>
+            </w:r>
+          </w:p>
+          <w:bookmarkEnd w:id="10"/>
+        </w:tc>
+      </w:tr>
+    </w:tbl>
     <w:p>
       <w:pPr>
         <w:pStyle w:val="BodyText"/>
@@ -1155,265 +1192,302 @@
         <w:t xml:space="preserve">, confounding cannot be fully eliminated if confounders are mismeasured.</w:t>
       </w:r>
     </w:p>
-    <w:bookmarkStart w:id="15" w:name="exm-mismeasured-confounder"/>
-    <w:p>
-      <w:pPr>
-        <w:pStyle w:val="BodyText"/>
-      </w:pPr>
-      <w:r>
-        <w:rPr>
-          <w:b/>
-          <w:bCs/>
-        </w:rPr>
-        <w:t xml:space="preserve">Example 1 (Residual Confounding from Mismeasurement)</w:t>
-      </w:r>
-      <w:r>
-        <w:t xml:space="preserve"> </w:t>
-      </w:r>
-      <w:r>
-        <w:t xml:space="preserve">Study the effect of physical activity</w:t>
-      </w:r>
-      <w:r>
-        <w:t xml:space="preserve"> </w:t>
-      </w:r>
-      <m:oMath>
-        <m:r>
-          <m:t>A</m:t>
-        </m:r>
-      </m:oMath>
-      <w:r>
-        <w:t xml:space="preserve"> </w:t>
-      </w:r>
-      <w:r>
-        <w:t xml:space="preserve">on heart disease</w:t>
-      </w:r>
-      <w:r>
-        <w:t xml:space="preserve"> </w:t>
-      </w:r>
-      <m:oMath>
-        <m:r>
-          <m:t>Y</m:t>
-        </m:r>
-      </m:oMath>
-      <w:r>
-        <w:t xml:space="preserve">, adjusting for socioeconomic status (SES)</w:t>
-      </w:r>
-      <w:r>
-        <w:t xml:space="preserve"> </w:t>
-      </w:r>
-      <m:oMath>
-        <m:r>
-          <m:t>L</m:t>
-        </m:r>
-      </m:oMath>
-      <w:r>
-        <w:t xml:space="preserve">.</w:t>
-      </w:r>
-    </w:p>
-    <w:p>
-      <w:pPr>
-        <w:pStyle w:val="BodyText"/>
-      </w:pPr>
-      <w:r>
-        <w:rPr>
-          <w:b/>
-          <w:bCs/>
-        </w:rPr>
-        <w:t xml:space="preserve">Problem</w:t>
-      </w:r>
-      <w:r>
-        <w:t xml:space="preserve">: SES is difficult to measure precisely. We use income</w:t>
-      </w:r>
-      <w:r>
-        <w:t xml:space="preserve"> </w:t>
-      </w:r>
-      <m:oMath>
-        <m:sSup>
-          <m:e>
-            <m:r>
-              <m:t>L</m:t>
-            </m:r>
-          </m:e>
-          <m:sup>
-            <m:r>
-              <m:rPr>
-                <m:sty m:val="p"/>
-              </m:rPr>
-              <m:t>*</m:t>
-            </m:r>
-          </m:sup>
-        </m:sSup>
-      </m:oMath>
-      <w:r>
-        <w:t xml:space="preserve"> </w:t>
-      </w:r>
-      <w:r>
-        <w:t xml:space="preserve">as a proxy.</w:t>
-      </w:r>
-    </w:p>
-    <w:p>
-      <w:pPr>
-        <w:pStyle w:val="BodyText"/>
-      </w:pPr>
-      <w:r>
-        <w:rPr>
-          <w:b/>
-          <w:bCs/>
-        </w:rPr>
-        <w:t xml:space="preserve">Result</w:t>
-      </w:r>
-      <w:r>
-        <w:t xml:space="preserve">: Income</w:t>
-      </w:r>
-      <w:r>
-        <w:t xml:space="preserve"> </w:t>
-      </w:r>
-      <m:oMath>
-        <m:sSup>
-          <m:e>
-            <m:r>
-              <m:t>L</m:t>
-            </m:r>
-          </m:e>
-          <m:sup>
-            <m:r>
-              <m:rPr>
-                <m:sty m:val="p"/>
-              </m:rPr>
-              <m:t>*</m:t>
-            </m:r>
-          </m:sup>
-        </m:sSup>
-      </m:oMath>
-      <w:r>
-        <w:t xml:space="preserve"> </w:t>
-      </w:r>
-      <w:r>
-        <w:t xml:space="preserve">is associated with true SES</w:t>
-      </w:r>
-      <w:r>
-        <w:t xml:space="preserve"> </w:t>
-      </w:r>
-      <m:oMath>
-        <m:r>
-          <m:t>L</m:t>
-        </m:r>
-      </m:oMath>
-      <w:r>
-        <w:t xml:space="preserve"> </w:t>
-      </w:r>
-      <w:r>
-        <w:t xml:space="preserve">but doesn’t perfectly capture it. Adjusting for</w:t>
-      </w:r>
-      <w:r>
-        <w:t xml:space="preserve"> </w:t>
-      </w:r>
-      <m:oMath>
-        <m:sSup>
-          <m:e>
-            <m:r>
-              <m:t>L</m:t>
-            </m:r>
-          </m:e>
-          <m:sup>
-            <m:r>
-              <m:rPr>
-                <m:sty m:val="p"/>
-              </m:rPr>
-              <m:t>*</m:t>
-            </m:r>
-          </m:sup>
-        </m:sSup>
-      </m:oMath>
-      <w:r>
-        <w:t xml:space="preserve"> </w:t>
-      </w:r>
-      <w:r>
-        <w:t xml:space="preserve">reduces but doesn’t eliminate confounding by</w:t>
-      </w:r>
-      <w:r>
-        <w:t xml:space="preserve"> </w:t>
-      </w:r>
-      <m:oMath>
-        <m:r>
-          <m:t>L</m:t>
-        </m:r>
-      </m:oMath>
-      <w:r>
-        <w:t xml:space="preserve">.</w:t>
-      </w:r>
-    </w:p>
-    <w:p>
-      <w:pPr>
-        <w:pStyle w:val="BodyText"/>
-      </w:pPr>
-      <w:r>
-        <w:rPr>
-          <w:b/>
-          <w:bCs/>
-        </w:rPr>
-        <w:t xml:space="preserve">Residual confounding</w:t>
-      </w:r>
-      <w:r>
-        <w:t xml:space="preserve">: The backdoor path</w:t>
-      </w:r>
-      <w:r>
-        <w:t xml:space="preserve"> </w:t>
-      </w:r>
-      <m:oMath>
-        <m:r>
-          <m:t>A</m:t>
-        </m:r>
-        <m:r>
-          <m:rPr>
-            <m:sty m:val="p"/>
-          </m:rPr>
-          <m:t>←</m:t>
-        </m:r>
-        <m:r>
-          <m:t>L</m:t>
-        </m:r>
-        <m:r>
-          <m:rPr>
-            <m:sty m:val="p"/>
-          </m:rPr>
-          <m:t>→</m:t>
-        </m:r>
-        <m:r>
-          <m:t>Y</m:t>
-        </m:r>
-      </m:oMath>
-      <w:r>
-        <w:t xml:space="preserve"> </w:t>
-      </w:r>
-      <w:r>
-        <w:t xml:space="preserve">is only partially blocked by conditioning on</w:t>
-      </w:r>
-      <w:r>
-        <w:t xml:space="preserve"> </w:t>
-      </w:r>
-      <m:oMath>
-        <m:sSup>
-          <m:e>
-            <m:r>
-              <m:t>L</m:t>
-            </m:r>
-          </m:e>
-          <m:sup>
-            <m:r>
-              <m:rPr>
-                <m:sty m:val="p"/>
-              </m:rPr>
-              <m:t>*</m:t>
-            </m:r>
-          </m:sup>
-        </m:sSup>
-      </m:oMath>
-      <w:r>
-        <w:t xml:space="preserve">.</w:t>
-      </w:r>
-    </w:p>
-    <w:bookmarkEnd w:id="15"/>
+    <w:tbl>
+      <w:tblPr>
+        <w:tblStyle w:val="Table"/>
+        <w:tblInd w:w="164" w:type="dxa"/>
+        <w:tblBorders>
+          <w:left w:val="single" w:sz="24" w:space="0" w:color="909090"/>
+        </w:tblBorders>
+        <w:tblCellMar>
+          <w:left w:w="0" w:type="dxa"/>
+          <w:right w:w="0" w:type="dxa"/>
+        </w:tblCellMar>
+        <w:tblLook w:firstRow="0" w:lastRow="0" w:firstColumn="0" w:lastColumn="0" w:noHBand="0" w:noVBand="0" w:val="0000"/>
+      </w:tblPr>
+      <w:tblGrid>
+        <w:gridCol w:w="7920"/>
+      </w:tblGrid>
+      <w:tr>
+        <w:trPr>
+          <w:cantSplit/>
+        </w:trPr>
+        <w:tc>
+          <w:tcPr>
+            <w:tcMar>
+              <w:left w:w="144" w:type="dxa"/>
+            </w:tcMar>
+          </w:tcPr>
+          <w:p>
+            <w:pPr>
+              <w:pStyle w:val="BodyText"/>
+            </w:pPr>
+            <w:pPr>
+              <w:spacing w:before="16" w:after="64"/>
+            </w:pPr>
+          </w:p>
+          <w:bookmarkStart w:id="15" w:name="exm-mismeasured-confounder"/>
+          <w:p>
+            <w:pPr>
+              <w:pStyle w:val="BodyText"/>
+            </w:pPr>
+            <w:r>
+              <w:rPr>
+                <w:b/>
+                <w:bCs/>
+              </w:rPr>
+              <w:t xml:space="preserve">Example 1 (Residual Confounding from Mismeasurement)</w:t>
+            </w:r>
+            <w:r>
+              <w:t xml:space="preserve"> </w:t>
+            </w:r>
+            <w:r>
+              <w:t xml:space="preserve">Study the effect of physical activity</w:t>
+            </w:r>
+            <w:r>
+              <w:t xml:space="preserve"> </w:t>
+            </w:r>
+            <m:oMath>
+              <m:r>
+                <m:t>A</m:t>
+              </m:r>
+            </m:oMath>
+            <w:r>
+              <w:t xml:space="preserve"> </w:t>
+            </w:r>
+            <w:r>
+              <w:t xml:space="preserve">on heart disease</w:t>
+            </w:r>
+            <w:r>
+              <w:t xml:space="preserve"> </w:t>
+            </w:r>
+            <m:oMath>
+              <m:r>
+                <m:t>Y</m:t>
+              </m:r>
+            </m:oMath>
+            <w:r>
+              <w:t xml:space="preserve">, adjusting for socioeconomic status (SES)</w:t>
+            </w:r>
+            <w:r>
+              <w:t xml:space="preserve"> </w:t>
+            </w:r>
+            <m:oMath>
+              <m:r>
+                <m:t>L</m:t>
+              </m:r>
+            </m:oMath>
+            <w:r>
+              <w:t xml:space="preserve">.</w:t>
+            </w:r>
+          </w:p>
+          <w:p>
+            <w:pPr>
+              <w:pStyle w:val="BodyText"/>
+            </w:pPr>
+            <w:r>
+              <w:rPr>
+                <w:b/>
+                <w:bCs/>
+              </w:rPr>
+              <w:t xml:space="preserve">Problem</w:t>
+            </w:r>
+            <w:r>
+              <w:t xml:space="preserve">: SES is difficult to measure precisely. We use income</w:t>
+            </w:r>
+            <w:r>
+              <w:t xml:space="preserve"> </w:t>
+            </w:r>
+            <m:oMath>
+              <m:sSup>
+                <m:e>
+                  <m:r>
+                    <m:t>L</m:t>
+                  </m:r>
+                </m:e>
+                <m:sup>
+                  <m:r>
+                    <m:rPr>
+                      <m:sty m:val="p"/>
+                    </m:rPr>
+                    <m:t>*</m:t>
+                  </m:r>
+                </m:sup>
+              </m:sSup>
+            </m:oMath>
+            <w:r>
+              <w:t xml:space="preserve"> </w:t>
+            </w:r>
+            <w:r>
+              <w:t xml:space="preserve">as a proxy.</w:t>
+            </w:r>
+          </w:p>
+          <w:p>
+            <w:pPr>
+              <w:pStyle w:val="BodyText"/>
+            </w:pPr>
+            <w:r>
+              <w:rPr>
+                <w:b/>
+                <w:bCs/>
+              </w:rPr>
+              <w:t xml:space="preserve">Result</w:t>
+            </w:r>
+            <w:r>
+              <w:t xml:space="preserve">: Income</w:t>
+            </w:r>
+            <w:r>
+              <w:t xml:space="preserve"> </w:t>
+            </w:r>
+            <m:oMath>
+              <m:sSup>
+                <m:e>
+                  <m:r>
+                    <m:t>L</m:t>
+                  </m:r>
+                </m:e>
+                <m:sup>
+                  <m:r>
+                    <m:rPr>
+                      <m:sty m:val="p"/>
+                    </m:rPr>
+                    <m:t>*</m:t>
+                  </m:r>
+                </m:sup>
+              </m:sSup>
+            </m:oMath>
+            <w:r>
+              <w:t xml:space="preserve"> </w:t>
+            </w:r>
+            <w:r>
+              <w:t xml:space="preserve">is associated with true SES</w:t>
+            </w:r>
+            <w:r>
+              <w:t xml:space="preserve"> </w:t>
+            </w:r>
+            <m:oMath>
+              <m:r>
+                <m:t>L</m:t>
+              </m:r>
+            </m:oMath>
+            <w:r>
+              <w:t xml:space="preserve"> </w:t>
+            </w:r>
+            <w:r>
+              <w:t xml:space="preserve">but doesn’t perfectly capture it. Adjusting for</w:t>
+            </w:r>
+            <w:r>
+              <w:t xml:space="preserve"> </w:t>
+            </w:r>
+            <m:oMath>
+              <m:sSup>
+                <m:e>
+                  <m:r>
+                    <m:t>L</m:t>
+                  </m:r>
+                </m:e>
+                <m:sup>
+                  <m:r>
+                    <m:rPr>
+                      <m:sty m:val="p"/>
+                    </m:rPr>
+                    <m:t>*</m:t>
+                  </m:r>
+                </m:sup>
+              </m:sSup>
+            </m:oMath>
+            <w:r>
+              <w:t xml:space="preserve"> </w:t>
+            </w:r>
+            <w:r>
+              <w:t xml:space="preserve">reduces but doesn’t eliminate confounding by</w:t>
+            </w:r>
+            <w:r>
+              <w:t xml:space="preserve"> </w:t>
+            </w:r>
+            <m:oMath>
+              <m:r>
+                <m:t>L</m:t>
+              </m:r>
+            </m:oMath>
+            <w:r>
+              <w:t xml:space="preserve">.</w:t>
+            </w:r>
+          </w:p>
+          <w:p>
+            <w:pPr>
+              <w:pStyle w:val="BodyText"/>
+            </w:pPr>
+            <w:r>
+              <w:rPr>
+                <w:b/>
+                <w:bCs/>
+              </w:rPr>
+              <w:t xml:space="preserve">Residual confounding</w:t>
+            </w:r>
+            <w:r>
+              <w:t xml:space="preserve">: The backdoor path</w:t>
+            </w:r>
+            <w:r>
+              <w:t xml:space="preserve"> </w:t>
+            </w:r>
+            <m:oMath>
+              <m:r>
+                <m:t>A</m:t>
+              </m:r>
+              <m:r>
+                <m:rPr>
+                  <m:sty m:val="p"/>
+                </m:rPr>
+                <m:t>←</m:t>
+              </m:r>
+              <m:r>
+                <m:t>L</m:t>
+              </m:r>
+              <m:r>
+                <m:rPr>
+                  <m:sty m:val="p"/>
+                </m:rPr>
+                <m:t>→</m:t>
+              </m:r>
+              <m:r>
+                <m:t>Y</m:t>
+              </m:r>
+            </m:oMath>
+            <w:r>
+              <w:t xml:space="preserve"> </w:t>
+            </w:r>
+            <w:r>
+              <w:t xml:space="preserve">is only partially blocked by conditioning on</w:t>
+            </w:r>
+            <w:r>
+              <w:t xml:space="preserve"> </w:t>
+            </w:r>
+            <m:oMath>
+              <m:sSup>
+                <m:e>
+                  <m:r>
+                    <m:t>L</m:t>
+                  </m:r>
+                </m:e>
+                <m:sup>
+                  <m:r>
+                    <m:rPr>
+                      <m:sty m:val="p"/>
+                    </m:rPr>
+                    <m:t>*</m:t>
+                  </m:r>
+                </m:sup>
+              </m:sSup>
+            </m:oMath>
+            <w:r>
+              <w:t xml:space="preserve">.</w:t>
+            </w:r>
+          </w:p>
+          <w:bookmarkEnd w:id="15"/>
+        </w:tc>
+      </w:tr>
+    </w:tbl>
     <w:p>
       <w:pPr>
         <w:pStyle w:val="BodyText"/>
@@ -2399,190 +2473,227 @@
         <w:t xml:space="preserve">: Differential measurement error can bias in any direction.</w:t>
       </w:r>
     </w:p>
-    <w:bookmarkStart w:id="23" w:name="exm-treatment-mismeasurement"/>
-    <w:p>
-      <w:pPr>
-        <w:pStyle w:val="BodyText"/>
-      </w:pPr>
-      <w:r>
-        <w:rPr>
-          <w:b/>
-          <w:bCs/>
-        </w:rPr>
-        <w:t xml:space="preserve">Example 2 (Attenuation from Independent Error)</w:t>
-      </w:r>
-      <w:r>
-        <w:t xml:space="preserve"> </w:t>
-      </w:r>
-      <w:r>
-        <w:t xml:space="preserve">Study the effect of dietary sodium intake</w:t>
-      </w:r>
-      <w:r>
-        <w:t xml:space="preserve"> </w:t>
-      </w:r>
-      <m:oMath>
-        <m:r>
-          <m:t>A</m:t>
-        </m:r>
-      </m:oMath>
-      <w:r>
-        <w:t xml:space="preserve"> </w:t>
-      </w:r>
-      <w:r>
-        <w:t xml:space="preserve">on blood pressure</w:t>
-      </w:r>
-      <w:r>
-        <w:t xml:space="preserve"> </w:t>
-      </w:r>
-      <m:oMath>
-        <m:r>
-          <m:t>Y</m:t>
-        </m:r>
-      </m:oMath>
-      <w:r>
-        <w:t xml:space="preserve">.</w:t>
-      </w:r>
-    </w:p>
-    <w:p>
-      <w:pPr>
-        <w:pStyle w:val="BodyText"/>
-      </w:pPr>
-      <w:r>
-        <w:rPr>
-          <w:b/>
-          <w:bCs/>
-        </w:rPr>
-        <w:t xml:space="preserve">Measurement</w:t>
-      </w:r>
-      <w:r>
-        <w:t xml:space="preserve">: Sodium intake measured via 24-hour dietary recall</w:t>
-      </w:r>
-      <w:r>
-        <w:t xml:space="preserve"> </w:t>
-      </w:r>
-      <m:oMath>
-        <m:sSup>
-          <m:e>
-            <m:r>
-              <m:t>A</m:t>
-            </m:r>
-          </m:e>
-          <m:sup>
-            <m:r>
-              <m:rPr>
-                <m:sty m:val="p"/>
-              </m:rPr>
-              <m:t>*</m:t>
-            </m:r>
-          </m:sup>
-        </m:sSup>
-      </m:oMath>
-      <w:r>
-        <w:t xml:space="preserve"> </w:t>
-      </w:r>
-      <w:r>
-        <w:t xml:space="preserve">(subject to recall error).</w:t>
-      </w:r>
-    </w:p>
-    <w:p>
-      <w:pPr>
-        <w:pStyle w:val="BodyText"/>
-      </w:pPr>
-      <w:r>
-        <w:rPr>
-          <w:b/>
-          <w:bCs/>
-        </w:rPr>
-        <w:t xml:space="preserve">Error structure</w:t>
-      </w:r>
-      <w:r>
-        <w:t xml:space="preserve">: Recall errors are approximately independent of blood pressure.</w:t>
-      </w:r>
-    </w:p>
-    <w:p>
-      <w:pPr>
-        <w:pStyle w:val="BodyText"/>
-      </w:pPr>
-      <w:r>
-        <w:rPr>
-          <w:b/>
-          <w:bCs/>
-        </w:rPr>
-        <w:t xml:space="preserve">Result</w:t>
-      </w:r>
-      <w:r>
-        <w:t xml:space="preserve">: The observed association between</w:t>
-      </w:r>
-      <w:r>
-        <w:t xml:space="preserve"> </w:t>
-      </w:r>
-      <m:oMath>
-        <m:sSup>
-          <m:e>
-            <m:r>
-              <m:t>A</m:t>
-            </m:r>
-          </m:e>
-          <m:sup>
-            <m:r>
-              <m:rPr>
-                <m:sty m:val="p"/>
-              </m:rPr>
-              <m:t>*</m:t>
-            </m:r>
-          </m:sup>
-        </m:sSup>
-      </m:oMath>
-      <w:r>
-        <w:t xml:space="preserve"> </w:t>
-      </w:r>
-      <w:r>
-        <w:t xml:space="preserve">and</w:t>
-      </w:r>
-      <w:r>
-        <w:t xml:space="preserve"> </w:t>
-      </w:r>
-      <m:oMath>
-        <m:r>
-          <m:t>Y</m:t>
-        </m:r>
-      </m:oMath>
-      <w:r>
-        <w:t xml:space="preserve"> </w:t>
-      </w:r>
-      <w:r>
-        <w:t xml:space="preserve">underestimates the true effect of</w:t>
-      </w:r>
-      <w:r>
-        <w:t xml:space="preserve"> </w:t>
-      </w:r>
-      <m:oMath>
-        <m:r>
-          <m:t>A</m:t>
-        </m:r>
-      </m:oMath>
-      <w:r>
-        <w:t xml:space="preserve"> </w:t>
-      </w:r>
-      <w:r>
-        <w:t xml:space="preserve">on</w:t>
-      </w:r>
-      <w:r>
-        <w:t xml:space="preserve"> </w:t>
-      </w:r>
-      <m:oMath>
-        <m:r>
-          <m:t>Y</m:t>
-        </m:r>
-      </m:oMath>
-      <w:r>
-        <w:t xml:space="preserve"> </w:t>
-      </w:r>
-      <w:r>
-        <w:t xml:space="preserve">(bias toward null).</w:t>
-      </w:r>
-    </w:p>
-    <w:bookmarkEnd w:id="23"/>
+    <w:tbl>
+      <w:tblPr>
+        <w:tblStyle w:val="Table"/>
+        <w:tblInd w:w="164" w:type="dxa"/>
+        <w:tblBorders>
+          <w:left w:val="single" w:sz="24" w:space="0" w:color="909090"/>
+        </w:tblBorders>
+        <w:tblCellMar>
+          <w:left w:w="0" w:type="dxa"/>
+          <w:right w:w="0" w:type="dxa"/>
+        </w:tblCellMar>
+        <w:tblLook w:firstRow="0" w:lastRow="0" w:firstColumn="0" w:lastColumn="0" w:noHBand="0" w:noVBand="0" w:val="0000"/>
+      </w:tblPr>
+      <w:tblGrid>
+        <w:gridCol w:w="7920"/>
+      </w:tblGrid>
+      <w:tr>
+        <w:trPr>
+          <w:cantSplit/>
+        </w:trPr>
+        <w:tc>
+          <w:tcPr>
+            <w:tcMar>
+              <w:left w:w="144" w:type="dxa"/>
+            </w:tcMar>
+          </w:tcPr>
+          <w:p>
+            <w:pPr>
+              <w:pStyle w:val="BodyText"/>
+            </w:pPr>
+            <w:pPr>
+              <w:spacing w:before="16" w:after="64"/>
+            </w:pPr>
+          </w:p>
+          <w:bookmarkStart w:id="23" w:name="exm-treatment-mismeasurement"/>
+          <w:p>
+            <w:pPr>
+              <w:pStyle w:val="BodyText"/>
+            </w:pPr>
+            <w:r>
+              <w:rPr>
+                <w:b/>
+                <w:bCs/>
+              </w:rPr>
+              <w:t xml:space="preserve">Example 2 (Attenuation from Independent Error)</w:t>
+            </w:r>
+            <w:r>
+              <w:t xml:space="preserve"> </w:t>
+            </w:r>
+            <w:r>
+              <w:t xml:space="preserve">Study the effect of dietary sodium intake</w:t>
+            </w:r>
+            <w:r>
+              <w:t xml:space="preserve"> </w:t>
+            </w:r>
+            <m:oMath>
+              <m:r>
+                <m:t>A</m:t>
+              </m:r>
+            </m:oMath>
+            <w:r>
+              <w:t xml:space="preserve"> </w:t>
+            </w:r>
+            <w:r>
+              <w:t xml:space="preserve">on blood pressure</w:t>
+            </w:r>
+            <w:r>
+              <w:t xml:space="preserve"> </w:t>
+            </w:r>
+            <m:oMath>
+              <m:r>
+                <m:t>Y</m:t>
+              </m:r>
+            </m:oMath>
+            <w:r>
+              <w:t xml:space="preserve">.</w:t>
+            </w:r>
+          </w:p>
+          <w:p>
+            <w:pPr>
+              <w:pStyle w:val="BodyText"/>
+            </w:pPr>
+            <w:r>
+              <w:rPr>
+                <w:b/>
+                <w:bCs/>
+              </w:rPr>
+              <w:t xml:space="preserve">Measurement</w:t>
+            </w:r>
+            <w:r>
+              <w:t xml:space="preserve">: Sodium intake measured via 24-hour dietary recall</w:t>
+            </w:r>
+            <w:r>
+              <w:t xml:space="preserve"> </w:t>
+            </w:r>
+            <m:oMath>
+              <m:sSup>
+                <m:e>
+                  <m:r>
+                    <m:t>A</m:t>
+                  </m:r>
+                </m:e>
+                <m:sup>
+                  <m:r>
+                    <m:rPr>
+                      <m:sty m:val="p"/>
+                    </m:rPr>
+                    <m:t>*</m:t>
+                  </m:r>
+                </m:sup>
+              </m:sSup>
+            </m:oMath>
+            <w:r>
+              <w:t xml:space="preserve"> </w:t>
+            </w:r>
+            <w:r>
+              <w:t xml:space="preserve">(subject to recall error).</w:t>
+            </w:r>
+          </w:p>
+          <w:p>
+            <w:pPr>
+              <w:pStyle w:val="BodyText"/>
+            </w:pPr>
+            <w:r>
+              <w:rPr>
+                <w:b/>
+                <w:bCs/>
+              </w:rPr>
+              <w:t xml:space="preserve">Error structure</w:t>
+            </w:r>
+            <w:r>
+              <w:t xml:space="preserve">: Recall errors are approximately independent of blood pressure.</w:t>
+            </w:r>
+          </w:p>
+          <w:p>
+            <w:pPr>
+              <w:pStyle w:val="BodyText"/>
+            </w:pPr>
+            <w:r>
+              <w:rPr>
+                <w:b/>
+                <w:bCs/>
+              </w:rPr>
+              <w:t xml:space="preserve">Result</w:t>
+            </w:r>
+            <w:r>
+              <w:t xml:space="preserve">: The observed association between</w:t>
+            </w:r>
+            <w:r>
+              <w:t xml:space="preserve"> </w:t>
+            </w:r>
+            <m:oMath>
+              <m:sSup>
+                <m:e>
+                  <m:r>
+                    <m:t>A</m:t>
+                  </m:r>
+                </m:e>
+                <m:sup>
+                  <m:r>
+                    <m:rPr>
+                      <m:sty m:val="p"/>
+                    </m:rPr>
+                    <m:t>*</m:t>
+                  </m:r>
+                </m:sup>
+              </m:sSup>
+            </m:oMath>
+            <w:r>
+              <w:t xml:space="preserve"> </w:t>
+            </w:r>
+            <w:r>
+              <w:t xml:space="preserve">and</w:t>
+            </w:r>
+            <w:r>
+              <w:t xml:space="preserve"> </w:t>
+            </w:r>
+            <m:oMath>
+              <m:r>
+                <m:t>Y</m:t>
+              </m:r>
+            </m:oMath>
+            <w:r>
+              <w:t xml:space="preserve"> </w:t>
+            </w:r>
+            <w:r>
+              <w:t xml:space="preserve">underestimates the true effect of</w:t>
+            </w:r>
+            <w:r>
+              <w:t xml:space="preserve"> </w:t>
+            </w:r>
+            <m:oMath>
+              <m:r>
+                <m:t>A</m:t>
+              </m:r>
+            </m:oMath>
+            <w:r>
+              <w:t xml:space="preserve"> </w:t>
+            </w:r>
+            <w:r>
+              <w:t xml:space="preserve">on</w:t>
+            </w:r>
+            <w:r>
+              <w:t xml:space="preserve"> </w:t>
+            </w:r>
+            <m:oMath>
+              <m:r>
+                <m:t>Y</m:t>
+              </m:r>
+            </m:oMath>
+            <w:r>
+              <w:t xml:space="preserve"> </w:t>
+            </w:r>
+            <w:r>
+              <w:t xml:space="preserve">(bias toward null).</w:t>
+            </w:r>
+          </w:p>
+          <w:bookmarkEnd w:id="23"/>
+        </w:tc>
+      </w:tr>
+    </w:tbl>
     <w:p>
       <w:pPr>
         <w:pStyle w:val="BodyText"/>

--- a/chapters/09-measurement-bias.docx
+++ b/chapters/09-measurement-bias.docx
@@ -1907,41 +1907,43 @@
             <m:t>=</m:t>
           </m:r>
           <m:r>
+            <m:rPr>
+              <m:nor/>
+              <m:sty m:val="p"/>
+            </m:rPr>
             <m:t>E</m:t>
           </m:r>
-          <m:r>
-            <m:rPr>
-              <m:sty m:val="p"/>
-            </m:rPr>
-            <m:t>[</m:t>
-          </m:r>
-          <m:r>
-            <m:t>Y</m:t>
-          </m:r>
-          <m:r>
-            <m:rPr>
-              <m:sty m:val="p"/>
-            </m:rPr>
-            <m:t>|</m:t>
-          </m:r>
-          <m:r>
-            <m:t>Z</m:t>
-          </m:r>
-          <m:r>
-            <m:rPr>
-              <m:sty m:val="p"/>
-            </m:rPr>
-            <m:t>=</m:t>
-          </m:r>
-          <m:r>
-            <m:t>1</m:t>
-          </m:r>
-          <m:r>
-            <m:rPr>
-              <m:sty m:val="p"/>
-            </m:rPr>
-            <m:t>]</m:t>
-          </m:r>
+          <m:d>
+            <m:dPr>
+              <m:begChr m:val="["/>
+              <m:sepChr m:val=""/>
+              <m:endChr m:val="]"/>
+              <m:grow/>
+            </m:dPr>
+            <m:e>
+              <m:r>
+                <m:t>Y</m:t>
+              </m:r>
+              <m:r>
+                <m:rPr>
+                  <m:sty m:val="p"/>
+                </m:rPr>
+                <m:t>|</m:t>
+              </m:r>
+              <m:r>
+                <m:t>Z</m:t>
+              </m:r>
+              <m:r>
+                <m:rPr>
+                  <m:sty m:val="p"/>
+                </m:rPr>
+                <m:t>=</m:t>
+              </m:r>
+              <m:r>
+                <m:t>1</m:t>
+              </m:r>
+            </m:e>
+          </m:d>
           <m:r>
             <m:rPr>
               <m:sty m:val="p"/>
@@ -1949,41 +1951,43 @@
             <m:t>−</m:t>
           </m:r>
           <m:r>
+            <m:rPr>
+              <m:nor/>
+              <m:sty m:val="p"/>
+            </m:rPr>
             <m:t>E</m:t>
           </m:r>
-          <m:r>
-            <m:rPr>
-              <m:sty m:val="p"/>
-            </m:rPr>
-            <m:t>[</m:t>
-          </m:r>
-          <m:r>
-            <m:t>Y</m:t>
-          </m:r>
-          <m:r>
-            <m:rPr>
-              <m:sty m:val="p"/>
-            </m:rPr>
-            <m:t>|</m:t>
-          </m:r>
-          <m:r>
-            <m:t>Z</m:t>
-          </m:r>
-          <m:r>
-            <m:rPr>
-              <m:sty m:val="p"/>
-            </m:rPr>
-            <m:t>=</m:t>
-          </m:r>
-          <m:r>
-            <m:t>0</m:t>
-          </m:r>
-          <m:r>
-            <m:rPr>
-              <m:sty m:val="p"/>
-            </m:rPr>
-            <m:t>]</m:t>
-          </m:r>
+          <m:d>
+            <m:dPr>
+              <m:begChr m:val="["/>
+              <m:sepChr m:val=""/>
+              <m:endChr m:val="]"/>
+              <m:grow/>
+            </m:dPr>
+            <m:e>
+              <m:r>
+                <m:t>Y</m:t>
+              </m:r>
+              <m:r>
+                <m:rPr>
+                  <m:sty m:val="p"/>
+                </m:rPr>
+                <m:t>|</m:t>
+              </m:r>
+              <m:r>
+                <m:t>Z</m:t>
+              </m:r>
+              <m:r>
+                <m:rPr>
+                  <m:sty m:val="p"/>
+                </m:rPr>
+                <m:t>=</m:t>
+              </m:r>
+              <m:r>
+                <m:t>0</m:t>
+              </m:r>
+            </m:e>
+          </m:d>
         </m:oMath>
       </m:oMathPara>
     </w:p>
